--- a/tillsyn/A 45726-2018 tillsynsbegäran.docx
+++ b/tillsyn/A 45726-2018 tillsynsbegäran.docx
@@ -12,7 +12,7 @@
     </w:p>
     <w:p>
       <w:r>
-        <w:t>Detta dokument behandlar höga naturvärden i avverkningsamälan A 45726-2018 i Lycksele kommun. Denna avverkningsanmälan inkom 2018-09-19 och omfattar 25,5 ha.</w:t>
+        <w:t>Detta dokument behandlar höga naturvärden i avverkningsanmälan A 45726-2018 i Lycksele kommun. Denna avverkningsanmälan inkom 2018-09-19 och omfattar 25,5 ha.</w:t>
       </w:r>
     </w:p>
     <w:p>
@@ -667,7 +667,7 @@
     <w:r>
       <w:tab/>
       <w:tab/>
-      <w:t>2023-11-28</w:t>
+      <w:t>2023-11-29</w:t>
       <w:br/>
       <w:br/>
     </w:r>

--- a/tillsyn/A 45726-2018 tillsynsbegäran.docx
+++ b/tillsyn/A 45726-2018 tillsynsbegäran.docx
@@ -667,7 +667,7 @@
     <w:r>
       <w:tab/>
       <w:tab/>
-      <w:t>2023-11-29</w:t>
+      <w:t>2023-11-30</w:t>
       <w:br/>
       <w:br/>
     </w:r>

--- a/tillsyn/A 45726-2018 tillsynsbegäran.docx
+++ b/tillsyn/A 45726-2018 tillsynsbegäran.docx
@@ -667,7 +667,7 @@
     <w:r>
       <w:tab/>
       <w:tab/>
-      <w:t>2023-11-30</w:t>
+      <w:t>2023-12-01</w:t>
       <w:br/>
       <w:br/>
     </w:r>

--- a/tillsyn/A 45726-2018 tillsynsbegäran.docx
+++ b/tillsyn/A 45726-2018 tillsynsbegäran.docx
@@ -667,7 +667,7 @@
     <w:r>
       <w:tab/>
       <w:tab/>
-      <w:t>2023-12-01</w:t>
+      <w:t>2023-12-02</w:t>
       <w:br/>
       <w:br/>
     </w:r>

--- a/tillsyn/A 45726-2018 tillsynsbegäran.docx
+++ b/tillsyn/A 45726-2018 tillsynsbegäran.docx
@@ -667,7 +667,7 @@
     <w:r>
       <w:tab/>
       <w:tab/>
-      <w:t>2023-12-02</w:t>
+      <w:t>2023-12-03</w:t>
       <w:br/>
       <w:br/>
     </w:r>

--- a/tillsyn/A 45726-2018 tillsynsbegäran.docx
+++ b/tillsyn/A 45726-2018 tillsynsbegäran.docx
@@ -667,7 +667,7 @@
     <w:r>
       <w:tab/>
       <w:tab/>
-      <w:t>2023-12-03</w:t>
+      <w:t>2023-12-04</w:t>
       <w:br/>
       <w:br/>
     </w:r>

--- a/tillsyn/A 45726-2018 tillsynsbegäran.docx
+++ b/tillsyn/A 45726-2018 tillsynsbegäran.docx
@@ -667,7 +667,7 @@
     <w:r>
       <w:tab/>
       <w:tab/>
-      <w:t>2023-12-04</w:t>
+      <w:t>2023-12-05</w:t>
       <w:br/>
       <w:br/>
     </w:r>

--- a/tillsyn/A 45726-2018 tillsynsbegäran.docx
+++ b/tillsyn/A 45726-2018 tillsynsbegäran.docx
@@ -667,7 +667,7 @@
     <w:r>
       <w:tab/>
       <w:tab/>
-      <w:t>2023-12-05</w:t>
+      <w:t>2023-12-06</w:t>
       <w:br/>
       <w:br/>
     </w:r>

--- a/tillsyn/A 45726-2018 tillsynsbegäran.docx
+++ b/tillsyn/A 45726-2018 tillsynsbegäran.docx
@@ -667,7 +667,7 @@
     <w:r>
       <w:tab/>
       <w:tab/>
-      <w:t>2023-12-06</w:t>
+      <w:t>2023-12-07</w:t>
       <w:br/>
       <w:br/>
     </w:r>

--- a/tillsyn/A 45726-2018 tillsynsbegäran.docx
+++ b/tillsyn/A 45726-2018 tillsynsbegäran.docx
@@ -667,7 +667,7 @@
     <w:r>
       <w:tab/>
       <w:tab/>
-      <w:t>2023-12-07</w:t>
+      <w:t>2023-12-08</w:t>
       <w:br/>
       <w:br/>
     </w:r>

--- a/tillsyn/A 45726-2018 tillsynsbegäran.docx
+++ b/tillsyn/A 45726-2018 tillsynsbegäran.docx
@@ -667,7 +667,7 @@
     <w:r>
       <w:tab/>
       <w:tab/>
-      <w:t>2023-12-08</w:t>
+      <w:t>2023-12-09</w:t>
       <w:br/>
       <w:br/>
     </w:r>

--- a/tillsyn/A 45726-2018 tillsynsbegäran.docx
+++ b/tillsyn/A 45726-2018 tillsynsbegäran.docx
@@ -667,7 +667,7 @@
     <w:r>
       <w:tab/>
       <w:tab/>
-      <w:t>2023-12-09</w:t>
+      <w:t>2023-12-10</w:t>
       <w:br/>
       <w:br/>
     </w:r>

--- a/tillsyn/A 45726-2018 tillsynsbegäran.docx
+++ b/tillsyn/A 45726-2018 tillsynsbegäran.docx
@@ -667,7 +667,7 @@
     <w:r>
       <w:tab/>
       <w:tab/>
-      <w:t>2023-12-10</w:t>
+      <w:t>2023-12-11</w:t>
       <w:br/>
       <w:br/>
     </w:r>

--- a/tillsyn/A 45726-2018 tillsynsbegäran.docx
+++ b/tillsyn/A 45726-2018 tillsynsbegäran.docx
@@ -667,7 +667,7 @@
     <w:r>
       <w:tab/>
       <w:tab/>
-      <w:t>2023-12-11</w:t>
+      <w:t>2023-12-12</w:t>
       <w:br/>
       <w:br/>
     </w:r>

--- a/tillsyn/A 45726-2018 tillsynsbegäran.docx
+++ b/tillsyn/A 45726-2018 tillsynsbegäran.docx
@@ -667,7 +667,7 @@
     <w:r>
       <w:tab/>
       <w:tab/>
-      <w:t>2023-12-12</w:t>
+      <w:t>2023-12-13</w:t>
       <w:br/>
       <w:br/>
     </w:r>

--- a/tillsyn/A 45726-2018 tillsynsbegäran.docx
+++ b/tillsyn/A 45726-2018 tillsynsbegäran.docx
@@ -667,7 +667,7 @@
     <w:r>
       <w:tab/>
       <w:tab/>
-      <w:t>2023-12-13</w:t>
+      <w:t>2023-12-14</w:t>
       <w:br/>
       <w:br/>
     </w:r>

--- a/tillsyn/A 45726-2018 tillsynsbegäran.docx
+++ b/tillsyn/A 45726-2018 tillsynsbegäran.docx
@@ -667,7 +667,7 @@
     <w:r>
       <w:tab/>
       <w:tab/>
-      <w:t>2023-12-14</w:t>
+      <w:t>2023-12-15</w:t>
       <w:br/>
       <w:br/>
     </w:r>

--- a/tillsyn/A 45726-2018 tillsynsbegäran.docx
+++ b/tillsyn/A 45726-2018 tillsynsbegäran.docx
@@ -667,7 +667,7 @@
     <w:r>
       <w:tab/>
       <w:tab/>
-      <w:t>2023-12-15</w:t>
+      <w:t>2023-12-16</w:t>
       <w:br/>
       <w:br/>
     </w:r>

--- a/tillsyn/A 45726-2018 tillsynsbegäran.docx
+++ b/tillsyn/A 45726-2018 tillsynsbegäran.docx
@@ -667,7 +667,7 @@
     <w:r>
       <w:tab/>
       <w:tab/>
-      <w:t>2023-12-16</w:t>
+      <w:t>2023-12-17</w:t>
       <w:br/>
       <w:br/>
     </w:r>

--- a/tillsyn/A 45726-2018 tillsynsbegäran.docx
+++ b/tillsyn/A 45726-2018 tillsynsbegäran.docx
@@ -667,7 +667,7 @@
     <w:r>
       <w:tab/>
       <w:tab/>
-      <w:t>2023-12-17</w:t>
+      <w:t>2023-12-19</w:t>
       <w:br/>
       <w:br/>
     </w:r>

--- a/tillsyn/A 45726-2018 tillsynsbegäran.docx
+++ b/tillsyn/A 45726-2018 tillsynsbegäran.docx
@@ -667,7 +667,7 @@
     <w:r>
       <w:tab/>
       <w:tab/>
-      <w:t>2023-12-19</w:t>
+      <w:t>2023-12-20</w:t>
       <w:br/>
       <w:br/>
     </w:r>

--- a/tillsyn/A 45726-2018 tillsynsbegäran.docx
+++ b/tillsyn/A 45726-2018 tillsynsbegäran.docx
@@ -667,7 +667,7 @@
     <w:r>
       <w:tab/>
       <w:tab/>
-      <w:t>2023-12-20</w:t>
+      <w:t>2023-12-21</w:t>
       <w:br/>
       <w:br/>
     </w:r>

--- a/tillsyn/A 45726-2018 tillsynsbegäran.docx
+++ b/tillsyn/A 45726-2018 tillsynsbegäran.docx
@@ -667,7 +667,7 @@
     <w:r>
       <w:tab/>
       <w:tab/>
-      <w:t>2023-12-21</w:t>
+      <w:t>2023-12-22</w:t>
       <w:br/>
       <w:br/>
     </w:r>

--- a/tillsyn/A 45726-2018 tillsynsbegäran.docx
+++ b/tillsyn/A 45726-2018 tillsynsbegäran.docx
@@ -667,7 +667,7 @@
     <w:r>
       <w:tab/>
       <w:tab/>
-      <w:t>2023-12-22</w:t>
+      <w:t>2023-12-23</w:t>
       <w:br/>
       <w:br/>
     </w:r>

--- a/tillsyn/A 45726-2018 tillsynsbegäran.docx
+++ b/tillsyn/A 45726-2018 tillsynsbegäran.docx
@@ -667,7 +667,7 @@
     <w:r>
       <w:tab/>
       <w:tab/>
-      <w:t>2023-12-23</w:t>
+      <w:t>2023-12-27</w:t>
       <w:br/>
       <w:br/>
     </w:r>

--- a/tillsyn/A 45726-2018 tillsynsbegäran.docx
+++ b/tillsyn/A 45726-2018 tillsynsbegäran.docx
@@ -667,7 +667,7 @@
     <w:r>
       <w:tab/>
       <w:tab/>
-      <w:t>2023-12-27</w:t>
+      <w:t>2023-12-30</w:t>
       <w:br/>
       <w:br/>
     </w:r>

--- a/tillsyn/A 45726-2018 tillsynsbegäran.docx
+++ b/tillsyn/A 45726-2018 tillsynsbegäran.docx
@@ -667,7 +667,7 @@
     <w:r>
       <w:tab/>
       <w:tab/>
-      <w:t>2023-12-30</w:t>
+      <w:t>2023-12-31</w:t>
       <w:br/>
       <w:br/>
     </w:r>

--- a/tillsyn/A 45726-2018 tillsynsbegäran.docx
+++ b/tillsyn/A 45726-2018 tillsynsbegäran.docx
@@ -667,7 +667,7 @@
     <w:r>
       <w:tab/>
       <w:tab/>
-      <w:t>2023-12-31</w:t>
+      <w:t>2024-01-01</w:t>
       <w:br/>
       <w:br/>
     </w:r>

--- a/tillsyn/A 45726-2018 tillsynsbegäran.docx
+++ b/tillsyn/A 45726-2018 tillsynsbegäran.docx
@@ -667,7 +667,7 @@
     <w:r>
       <w:tab/>
       <w:tab/>
-      <w:t>2024-01-01</w:t>
+      <w:t>2024-01-02</w:t>
       <w:br/>
       <w:br/>
     </w:r>

--- a/tillsyn/A 45726-2018 tillsynsbegäran.docx
+++ b/tillsyn/A 45726-2018 tillsynsbegäran.docx
@@ -667,7 +667,7 @@
     <w:r>
       <w:tab/>
       <w:tab/>
-      <w:t>2024-01-02</w:t>
+      <w:t>2024-01-03</w:t>
       <w:br/>
       <w:br/>
     </w:r>

--- a/tillsyn/A 45726-2018 tillsynsbegäran.docx
+++ b/tillsyn/A 45726-2018 tillsynsbegäran.docx
@@ -667,7 +667,7 @@
     <w:r>
       <w:tab/>
       <w:tab/>
-      <w:t>2024-02-15</w:t>
+      <w:t>2024-02-16</w:t>
       <w:br/>
       <w:br/>
     </w:r>

--- a/tillsyn/A 45726-2018 tillsynsbegäran.docx
+++ b/tillsyn/A 45726-2018 tillsynsbegäran.docx
@@ -667,7 +667,7 @@
     <w:r>
       <w:tab/>
       <w:tab/>
-      <w:t>2024-02-16</w:t>
+      <w:t>2024-02-19</w:t>
       <w:br/>
       <w:br/>
     </w:r>

--- a/tillsyn/A 45726-2018 tillsynsbegäran.docx
+++ b/tillsyn/A 45726-2018 tillsynsbegäran.docx
@@ -667,7 +667,7 @@
     <w:r>
       <w:tab/>
       <w:tab/>
-      <w:t>2024-02-19</w:t>
+      <w:t>2024-02-21</w:t>
       <w:br/>
       <w:br/>
     </w:r>

--- a/tillsyn/A 45726-2018 tillsynsbegäran.docx
+++ b/tillsyn/A 45726-2018 tillsynsbegäran.docx
@@ -667,7 +667,7 @@
     <w:r>
       <w:tab/>
       <w:tab/>
-      <w:t>2024-02-21</w:t>
+      <w:t>2024-02-22</w:t>
       <w:br/>
       <w:br/>
     </w:r>

--- a/tillsyn/A 45726-2018 tillsynsbegäran.docx
+++ b/tillsyn/A 45726-2018 tillsynsbegäran.docx
@@ -667,7 +667,7 @@
     <w:r>
       <w:tab/>
       <w:tab/>
-      <w:t>2024-02-22</w:t>
+      <w:t>2024-02-23</w:t>
       <w:br/>
       <w:br/>
     </w:r>

--- a/tillsyn/A 45726-2018 tillsynsbegäran.docx
+++ b/tillsyn/A 45726-2018 tillsynsbegäran.docx
@@ -102,13 +102,46 @@
       <w:r>
         <w:t>Följande fridlysta arter har sina livsmiljöer och växtplatser i den avverkningsanmälda skogen: knärot (VU, §8), järpe (NT, §4) och tretåig hackspett (NT, §4).</w:t>
       </w:r>
+    </w:p>
+    <w:p>
       <w:r>
-        <w:t xml:space="preserve"> I BILAGA 1 finns information om ekologi samt krav på livsmiljö hos fridlysta arter.</w:t>
+        <w:t xml:space="preserve">Observera att medlemsländerna är skyldiga att agera i enlighet med EU:s fågeldirektiv där det uttryckligen står att direktivet gäller för fåglar samt för deras ägg, bon och </w:t>
+      </w:r>
+      <w:r>
+        <w:rPr>
+          <w:b/>
+        </w:rPr>
+        <w:t xml:space="preserve">livsmiljöer </w:t>
+      </w:r>
+      <w:r>
+        <w:t>(artikel 1). Vidare att de åtgärder som vidtas inte får leda till en försämring av den nuvarande situationen beträffande bevarandet av de fågelarter som avses i artikel 1 (artikel 13). Fågeldirektivet är styrande för tillsynsansvariga myndigheters ärendehantering, ställningstaganden och beslutsfattande.</w:t>
       </w:r>
     </w:p>
     <w:p>
       <w:r>
-        <w:t>I det avverkningsanmälda området finns 1 fyndplatser för knärot registrerade på Artportalen. För att knärotslokaler inte ska försvinna vid avverkning krävs att en buffertzon på 50 m lämnas kring samtliga fyndplatser. Figur 2 visar gränserna för dessa buffertzoner.</w:t>
+        <w:rPr>
+          <w:b/>
+        </w:rPr>
+        <w:t>Järpe (NT, §4)</w:t>
+      </w:r>
+      <w:r>
+        <w:t xml:space="preserve">, rödlistad som nära hotad och prioriterad art i Skogsvårdslagen har häckningsrevir i avverkningsanmälan. Arten har minskat med 25 (10 - 40) % under de senaste 12 åren och är mycket stationär inom sitt revir som är minst 25 hektar stort. Dess livsmiljöer utgörs av tät barrskog med inblandning av lövträd och en väl utvecklad flerskiktad struktur med bärris och yngre eller undertryckta, täta granar i ett lägre skikt, ofta utmed bäckar och åar inne i den skyddande granskogen. Järpen överlever inte om dess livsmiljö kalavverkas och är även känslig för röjning, gallring och avverkning där unga granar och lövträd inte sparas i tillräcklig omfattning (SLU Artdatabanken, 2022). </w:t>
+      </w:r>
+    </w:p>
+    <w:p>
+      <w:r>
+        <w:rPr>
+          <w:b/>
+        </w:rPr>
+        <w:t>Knärot (VU, §8)</w:t>
+      </w:r>
+      <w:r>
+        <w:t xml:space="preserve"> är rödlistad som sårbar (VU). För att knärot inte ska ta skada av skogsbruksåtgärder i intilliggande skog krävs buffertzoner på minst 50 meter (Johnson, 2014; Koelmeijer m.fl., 2022; Skogsstyrelsen, 2022). Arten är även känslig för gallring vilket framgår av Skogsstyrelsens egen vägledning för hänsyn till knärot (Skogsstyrelsen, 2022). För rika förekomster av knärot är reservatsbildning eller biotopskydd lämpliga åtgärder för att skydda den (SLU Artdatabanken, 2023).</w:t>
+      </w:r>
+    </w:p>
+    <w:p>
+      <w:r>
+        <w:t>I det avverkningsanmälda området finns 1 fyndplatser för knärot registrerade på Artportalen. Figur 2 visar gränserna för buffertzoner på 50 m, som behöver lämnas kring fyndplatserna för att knärotslokalerna inte ska försvinna vid en avverkning</w:t>
       </w:r>
     </w:p>
     <w:p>
@@ -159,18 +192,24 @@
       </w:r>
     </w:p>
     <w:p>
-      <w:r>
-        <w:br/>
-        <w:t xml:space="preserve">Observera att medlemsländerna är skyldiga att agera i enlighet med EU:s fågeldirektiv där det uttryckligen står att direktivet gäller för fåglar samt för deras ägg, bon och </w:t>
-      </w:r>
+      <w:pPr>
+        <w:pStyle w:val="Caption"/>
+      </w:pPr>
+    </w:p>
+    <w:p>
       <w:r>
         <w:rPr>
           <w:b/>
         </w:rPr>
-        <w:t xml:space="preserve">livsmiljöer </w:t>
+        <w:t>Tretåig hackspett (NT, §4)</w:t>
       </w:r>
       <w:r>
-        <w:t>(artikel 1). Vidare att de åtgärder som vidtas inte får leda till en försämring av den nuvarande situationen beträffande bevarandet av de fågelarter som avses i artikel 1 (artikel 13). Fågeldirektivet är styrande för tillsynsansvariga myndigheters ärendehantering, ställningstaganden och beslutsfattande.</w:t>
+        <w:t xml:space="preserve"> är rödlistad som nära hotad och ingår i bilaga 1 i EU:s fågeldirektiv. Tretåig hackspett är för sin överlevnad beroende av kontinuerlig tillförsel av äldre döende och död ved, som sker genom naturliga självgallringsprocesser i äldre grannaturskogar och barrblandade naturskogar. Om en skog genom skogsbruk gallras eller glesas ur så upphör och uteblir i stort sett den naturliga självgallringsprocessen för mycket lång tid framöver vilket omöjliggör upprätthållandet av den kontinuerliga ekologiska funktionen i ett område. Det finns studier som visar att naturskogens självgallringsprocess som den tretåiga hackspetten är beroende av, inte kan ersättas med efterlämnad hänsyn i skogsbruket (Imbeau &amp; Desrochers, 2002). Storleken på häckningsreviret varierar med skogstypen, förekomsten av död ved och graden av fragmentering, men är i allmänhet i storleksordningen 25–100 hektar. Vintertid krävs ofta betydligt större områden och det finns studier som antyder att arten behöver minst 100 hektar äldre skog. I områden med låg bonitet kan det behövas över 200 hektar lämpligt habitat för att ett par ska kunna reproducera sig (Skogsstyrelsen, 2016).</w:t>
+      </w:r>
+    </w:p>
+    <w:p>
+      <w:r>
+        <w:t>I BILAGA 1 finns mer detaljerad information om ekologi samt krav på livsmiljö hos fridlysta arter.</w:t>
       </w:r>
     </w:p>
     <w:p>
@@ -184,6 +223,41 @@
       </w:pPr>
       <w:r>
         <w:t>BILAGA 1 - Fridlysta arter</w:t>
+      </w:r>
+    </w:p>
+    <w:p>
+      <w:pPr>
+        <w:pStyle w:val="Heading1"/>
+      </w:pPr>
+      <w:r>
+        <w:t>Järpe – ekologi samt krav på livsmiljön</w:t>
+      </w:r>
+    </w:p>
+    <w:p>
+      <w:r>
+        <w:t>Järpe är rödlistad som nära hotad (NT), fridlyst enligt 4§ Artskyddsförordningen och prioriterad art i Skogsvårdslagen. Järpen, som minskat med 25 (10 - 40) % under de senaste 12 åren, har sina livsmiljöer i tät barrskog med inblandning av lövträd och en väl utvecklad flerskiktad struktur med bärris och yngre eller undertryckta, täta granar i ett lägre skikt, ofta utmed bäckar och åar inne i den skyddande granskogen. Arten behöver lämpliga skogsbestånd om sammanlagt minst 25 hektar. Den är mycket stationär inom sitt revir och när ett par etablerat sig stannar de så länge miljön är intakt. Den undviker öppen mark och förﬂyttar sig sällan över större öppna myrar eller åkermark, och är därför känslig för fragmentering. Järpen överlever inte om dess livsmiljö kalavverkas och är även känslig för röjning, gallring och avverkning där unga granar och lövträd inte sparas i tillräcklig omfattning (SLU Artdatabanken, 2022).</w:t>
+      </w:r>
+    </w:p>
+    <w:p>
+      <w:pPr>
+        <w:pStyle w:val="Heading2"/>
+      </w:pPr>
+      <w:r>
+        <w:t>Referenser - järpe</w:t>
+      </w:r>
+    </w:p>
+    <w:p>
+      <w:r>
+        <w:t xml:space="preserve">SLU Artdatabanken, 2022. </w:t>
+      </w:r>
+      <w:r>
+        <w:rPr>
+          <w:i/>
+        </w:rPr>
+        <w:t xml:space="preserve">Artfaktablad. Naturvård – artfakta. </w:t>
+      </w:r>
+      <w:r>
+        <w:t>SLU Artdatabanken, Uppsala</w:t>
       </w:r>
     </w:p>
     <w:p>
@@ -504,41 +578,6 @@
         <w:t>Acta Ornithologica 40(1): 53–60.</w:t>
       </w:r>
     </w:p>
-    <w:p>
-      <w:pPr>
-        <w:pStyle w:val="Heading1"/>
-      </w:pPr>
-      <w:r>
-        <w:t>Järpe – ekologi samt krav på livsmiljön</w:t>
-      </w:r>
-    </w:p>
-    <w:p>
-      <w:r>
-        <w:t>Järpe är rödlistad som nära hotad (NT), fridlyst enligt 4§ Artskyddsförordningen och prioriterad art i Skogsvårdslagen. Järpen, som minskat med 25 (10 - 40) % under de senaste 12 åren, har sina livsmiljöer i tät barrskog med inblandning av lövträd och en väl utvecklad flerskiktad struktur med bärris och yngre eller undertryckta, täta granar i ett lägre skikt, ofta utmed bäckar och åar inne i den skyddande granskogen. Arten behöver lämpliga skogsbestånd om sammanlagt minst 25 hektar. Den är mycket stationär inom sitt revir och när ett par etablerat sig stannar de så länge miljön är intakt. Den undviker öppen mark och förﬂyttar sig sällan över större öppna myrar eller åkermark, och är därför känslig för fragmentering. Järpen överlever inte om dess livsmiljö kalavverkas och är även känslig för röjning, gallring och avverkning där unga granar och lövträd inte sparas i tillräcklig omfattning (SLU Artdatabanken, 2022).</w:t>
-      </w:r>
-    </w:p>
-    <w:p>
-      <w:pPr>
-        <w:pStyle w:val="Heading2"/>
-      </w:pPr>
-      <w:r>
-        <w:t>Referenser - järpe</w:t>
-      </w:r>
-    </w:p>
-    <w:p>
-      <w:r>
-        <w:t xml:space="preserve">SLU Artdatabanken, 2022. </w:t>
-      </w:r>
-      <w:r>
-        <w:rPr>
-          <w:i/>
-        </w:rPr>
-        <w:t xml:space="preserve">Artfaktablad. Naturvård – artfakta. </w:t>
-      </w:r>
-      <w:r>
-        <w:t>SLU Artdatabanken, Uppsala</w:t>
-      </w:r>
-    </w:p>
     <w:sectPr>
       <w:headerReference w:type="even" r:id="rId8"/>
       <w:headerReference w:type="default" r:id="rId9"/>
@@ -667,7 +706,7 @@
     <w:r>
       <w:tab/>
       <w:tab/>
-      <w:t>2024-02-23</w:t>
+      <w:t>2024-02-24</w:t>
       <w:br/>
       <w:br/>
     </w:r>

--- a/tillsyn/A 45726-2018 tillsynsbegäran.docx
+++ b/tillsyn/A 45726-2018 tillsynsbegäran.docx
@@ -706,7 +706,7 @@
     <w:r>
       <w:tab/>
       <w:tab/>
-      <w:t>2024-02-24</w:t>
+      <w:t>2024-02-25</w:t>
       <w:br/>
       <w:br/>
     </w:r>

--- a/tillsyn/A 45726-2018 tillsynsbegäran.docx
+++ b/tillsyn/A 45726-2018 tillsynsbegäran.docx
@@ -40,7 +40,7 @@
     </w:p>
     <w:p>
       <w:r>
-        <w:t>De påträffade naturvårdsarterna är ett tydligt kvitto på att detta rör sig om en skog med mycket höga naturvärden. I Figur 1 visas en karta över det avverkningsanmälda området, där samtliga fyndplatser för naturvårdsarter som finns registrerade på Artportalen har markerats.</w:t>
+        <w:t>De påträffade naturvårdsarterna är ett tydligt kvitto på att detta rör sig om en skog med höga naturvärden. I Figur 1 visas en karta över det avverkningsanmälda området, där samtliga fyndplatser för naturvårdsarter som finns registrerade på Artportalen har markerats.</w:t>
       </w:r>
     </w:p>
     <w:p>
@@ -706,7 +706,7 @@
     <w:r>
       <w:tab/>
       <w:tab/>
-      <w:t>2024-02-25</w:t>
+      <w:t>2024-02-26</w:t>
       <w:br/>
       <w:br/>
     </w:r>

--- a/tillsyn/A 45726-2018 tillsynsbegäran.docx
+++ b/tillsyn/A 45726-2018 tillsynsbegäran.docx
@@ -706,7 +706,7 @@
     <w:r>
       <w:tab/>
       <w:tab/>
-      <w:t>2024-02-26</w:t>
+      <w:t>2024-02-27</w:t>
       <w:br/>
       <w:br/>
     </w:r>

--- a/tillsyn/A 45726-2018 tillsynsbegäran.docx
+++ b/tillsyn/A 45726-2018 tillsynsbegäran.docx
@@ -706,7 +706,7 @@
     <w:r>
       <w:tab/>
       <w:tab/>
-      <w:t>2024-02-27</w:t>
+      <w:t>2024-02-28</w:t>
       <w:br/>
       <w:br/>
     </w:r>

--- a/tillsyn/A 45726-2018 tillsynsbegäran.docx
+++ b/tillsyn/A 45726-2018 tillsynsbegäran.docx
@@ -706,7 +706,7 @@
     <w:r>
       <w:tab/>
       <w:tab/>
-      <w:t>2024-02-28</w:t>
+      <w:t>2024-02-29</w:t>
       <w:br/>
       <w:br/>
     </w:r>

--- a/tillsyn/A 45726-2018 tillsynsbegäran.docx
+++ b/tillsyn/A 45726-2018 tillsynsbegäran.docx
@@ -706,7 +706,7 @@
     <w:r>
       <w:tab/>
       <w:tab/>
-      <w:t>2024-02-29</w:t>
+      <w:t>2024-03-01</w:t>
       <w:br/>
       <w:br/>
     </w:r>

--- a/tillsyn/A 45726-2018 tillsynsbegäran.docx
+++ b/tillsyn/A 45726-2018 tillsynsbegäran.docx
@@ -706,7 +706,7 @@
     <w:r>
       <w:tab/>
       <w:tab/>
-      <w:t>2024-03-01</w:t>
+      <w:t>2024-03-02</w:t>
       <w:br/>
       <w:br/>
     </w:r>

--- a/tillsyn/A 45726-2018 tillsynsbegäran.docx
+++ b/tillsyn/A 45726-2018 tillsynsbegäran.docx
@@ -706,7 +706,7 @@
     <w:r>
       <w:tab/>
       <w:tab/>
-      <w:t>2024-03-02</w:t>
+      <w:t>2024-03-03</w:t>
       <w:br/>
       <w:br/>
     </w:r>

--- a/tillsyn/A 45726-2018 tillsynsbegäran.docx
+++ b/tillsyn/A 45726-2018 tillsynsbegäran.docx
@@ -706,7 +706,7 @@
     <w:r>
       <w:tab/>
       <w:tab/>
-      <w:t>2024-03-03</w:t>
+      <w:t>2024-03-04</w:t>
       <w:br/>
       <w:br/>
     </w:r>

--- a/tillsyn/A 45726-2018 tillsynsbegäran.docx
+++ b/tillsyn/A 45726-2018 tillsynsbegäran.docx
@@ -706,7 +706,7 @@
     <w:r>
       <w:tab/>
       <w:tab/>
-      <w:t>2024-03-04</w:t>
+      <w:t>2024-03-05</w:t>
       <w:br/>
       <w:br/>
     </w:r>

--- a/tillsyn/A 45726-2018 tillsynsbegäran.docx
+++ b/tillsyn/A 45726-2018 tillsynsbegäran.docx
@@ -706,7 +706,7 @@
     <w:r>
       <w:tab/>
       <w:tab/>
-      <w:t>2024-03-05</w:t>
+      <w:t>2024-03-06</w:t>
       <w:br/>
       <w:br/>
     </w:r>

--- a/tillsyn/A 45726-2018 tillsynsbegäran.docx
+++ b/tillsyn/A 45726-2018 tillsynsbegäran.docx
@@ -141,7 +141,7 @@
     </w:p>
     <w:p>
       <w:r>
-        <w:t>I det avverkningsanmälda området finns 1 fyndplatser för knärot registrerade på Artportalen. Figur 2 visar gränserna för buffertzoner på 50 m, som behöver lämnas kring fyndplatserna för att knärotslokalerna inte ska försvinna vid en avverkning</w:t>
+        <w:t>I det avverkningsanmälda området finns 1 fyndplatser för knärot registrerade på Artportalen. Figur 2 visar gränserna för buffertzoner på 50 m, som behöver lämnas kring fyndplatserna för att knärotslokalerna inte ska försvinna vid en avverkning. Av det avverkningsanmälda området överlappar 0.73 ha med buffertzonerna och får av detta skäl inte avverkas.</w:t>
       </w:r>
     </w:p>
     <w:p>
@@ -706,7 +706,7 @@
     <w:r>
       <w:tab/>
       <w:tab/>
-      <w:t>2024-03-06</w:t>
+      <w:t>2024-03-07</w:t>
       <w:br/>
       <w:br/>
     </w:r>

--- a/tillsyn/A 45726-2018 tillsynsbegäran.docx
+++ b/tillsyn/A 45726-2018 tillsynsbegäran.docx
@@ -706,7 +706,7 @@
     <w:r>
       <w:tab/>
       <w:tab/>
-      <w:t>2024-03-07</w:t>
+      <w:t>2024-03-08</w:t>
       <w:br/>
       <w:br/>
     </w:r>

--- a/tillsyn/A 45726-2018 tillsynsbegäran.docx
+++ b/tillsyn/A 45726-2018 tillsynsbegäran.docx
@@ -706,7 +706,7 @@
     <w:r>
       <w:tab/>
       <w:tab/>
-      <w:t>2024-03-08</w:t>
+      <w:t>2024-03-09</w:t>
       <w:br/>
       <w:br/>
     </w:r>

--- a/tillsyn/A 45726-2018 tillsynsbegäran.docx
+++ b/tillsyn/A 45726-2018 tillsynsbegäran.docx
@@ -706,7 +706,7 @@
     <w:r>
       <w:tab/>
       <w:tab/>
-      <w:t>2024-03-09</w:t>
+      <w:t>2024-03-10</w:t>
       <w:br/>
       <w:br/>
     </w:r>

--- a/tillsyn/A 45726-2018 tillsynsbegäran.docx
+++ b/tillsyn/A 45726-2018 tillsynsbegäran.docx
@@ -706,7 +706,7 @@
     <w:r>
       <w:tab/>
       <w:tab/>
-      <w:t>2024-03-10</w:t>
+      <w:t>2024-03-11</w:t>
       <w:br/>
       <w:br/>
     </w:r>

--- a/tillsyn/A 45726-2018 tillsynsbegäran.docx
+++ b/tillsyn/A 45726-2018 tillsynsbegäran.docx
@@ -706,7 +706,7 @@
     <w:r>
       <w:tab/>
       <w:tab/>
-      <w:t>2024-03-11</w:t>
+      <w:t>2024-03-12</w:t>
       <w:br/>
       <w:br/>
     </w:r>

--- a/tillsyn/A 45726-2018 tillsynsbegäran.docx
+++ b/tillsyn/A 45726-2018 tillsynsbegäran.docx
@@ -706,7 +706,7 @@
     <w:r>
       <w:tab/>
       <w:tab/>
-      <w:t>2024-03-12</w:t>
+      <w:t>2024-03-13</w:t>
       <w:br/>
       <w:br/>
     </w:r>
